--- a/evals/learning-loop-v2/patients/P006/materials/就诊材料.docx
+++ b/evals/learning-loop-v2/patients/P006/materials/就诊材料.docx
@@ -62,7 +62,7 @@
           <w:rFonts w:eastAsia="PingFang SC"/>
           <w:sz w:val="22"/>
         </w:rPr>
-        <w:t xml:space="preserve">评估结论</w:t>
+        <w:t xml:space="preserve">6月19日 初诊评估</w:t>
       </w:r>
     </w:p>
     <w:p>
@@ -71,7 +71,7 @@
           <w:rFonts w:eastAsia="PingFang SC"/>
           <w:sz w:val="22"/>
         </w:rPr>
-        <w:t xml:space="preserve">2026/7/16 高血压 [confirmed]；2026年8月17日 2型糖尿病 [suspected]；2026/7/16 心功能不全 [suspected]；2026/7/16 肝囊肿 [finding]；2026年8月17日 甲状腺结节 [finding]</w:t>
+        <w:t xml:space="preserve">夜班期间作息不规律，漏服过晨间药物，近期体重缓慢上升。</w:t>
       </w:r>
     </w:p>
     <w:p>
@@ -89,7 +89,7 @@
           <w:rFonts w:eastAsia="PingFang SC"/>
           <w:sz w:val="22"/>
         </w:rPr>
-        <w:t xml:space="preserve">6月19日 初诊评估</w:t>
+        <w:t xml:space="preserve">评估结论</w:t>
       </w:r>
     </w:p>
     <w:p>
@@ -98,7 +98,7 @@
           <w:rFonts w:eastAsia="PingFang SC"/>
           <w:sz w:val="22"/>
         </w:rPr>
-        <w:t xml:space="preserve">夜班期间作息不规律，漏服过晨间药物，近期体重缓慢上升。</w:t>
+        <w:t xml:space="preserve">2026/7/16 确诊：高血压；2026年8月17日 考虑：2型糖尿病；2026/7/16 考虑：心功能不全；2026/7/16 影像提示：肝囊肿；2026年8月17日 影像提示：甲状腺结节</w:t>
       </w:r>
     </w:p>
     <w:sectPr>
